--- a/download/XXXXX Develop ICT Solution Assessment 2.docx
+++ b/download/XXXXX Develop ICT Solution Assessment 2.docx
@@ -3469,7 +3469,6 @@
                                 <w:calendar w:val="gregorian"/>
                               </w:date>
                             </w:sdtPr>
-                            <w:sdtEndPr/>
                             <w:sdtContent>
                               <w:p>
                                 <w:pPr>
@@ -3735,7 +3734,6 @@
                                     <w:alias w:val="Company"/>
                                     <w:tag w:val=""/>
                                     <w:id w:val="1558814826"/>
-                                    <w:showingPlcHdr/>
                                     <w:dataBinding w:prefixMappings="xmlns:ns0='http://schemas.openxmlformats.org/officeDocument/2006/extended-properties' " w:xpath="/ns0:Properties[1]/ns0:Company[1]" w:storeItemID="{6668398D-A668-4E3E-A5EB-62B293D839F1}"/>
                                     <w:text/>
                                   </w:sdtPr>
@@ -3748,7 +3746,7 @@
                                         <w:sz w:val="20"/>
                                         <w:szCs w:val="20"/>
                                       </w:rPr>
-                                      <w:t>[company name]</w:t>
+                                      <w:t>john 12345</w:t>
                                     </w:r>
                                   </w:sdtContent>
                                 </w:sdt>
@@ -3804,7 +3802,6 @@
                               <w:dataBinding w:prefixMappings="xmlns:ns0='http://purl.org/dc/elements/1.1/' xmlns:ns1='http://schemas.openxmlformats.org/package/2006/metadata/core-properties' " w:xpath="/ns1:coreProperties[1]/ns0:creator[1]" w:storeItemID="{6C3C8BC8-F283-45AE-878A-BAB7291924A1}"/>
                               <w:text/>
                             </w:sdtPr>
-                            <w:sdtEndPr/>
                             <w:sdtContent>
                               <w:r>
                                 <w:rPr>
@@ -3845,11 +3842,9 @@
                               <w:alias w:val="Company"/>
                               <w:tag w:val=""/>
                               <w:id w:val="1558814826"/>
-                              <w:showingPlcHdr/>
                               <w:dataBinding w:prefixMappings="xmlns:ns0='http://schemas.openxmlformats.org/officeDocument/2006/extended-properties' " w:xpath="/ns0:Properties[1]/ns0:Company[1]" w:storeItemID="{6668398D-A668-4E3E-A5EB-62B293D839F1}"/>
                               <w:text/>
                             </w:sdtPr>
-                            <w:sdtEndPr/>
                             <w:sdtContent>
                               <w:r>
                                 <w:rPr>
@@ -3858,7 +3853,7 @@
                                   <w:sz w:val="20"/>
                                   <w:szCs w:val="20"/>
                                 </w:rPr>
-                                <w:t>[company name]</w:t>
+                                <w:t>john 12345</w:t>
                               </w:r>
                             </w:sdtContent>
                           </w:sdt>
@@ -4066,7 +4061,6 @@
                               <w:dataBinding w:prefixMappings="xmlns:ns0='http://purl.org/dc/elements/1.1/' xmlns:ns1='http://schemas.openxmlformats.org/package/2006/metadata/core-properties' " w:xpath="/ns1:coreProperties[1]/ns0:title[1]" w:storeItemID="{6C3C8BC8-F283-45AE-878A-BAB7291924A1}"/>
                               <w:text/>
                             </w:sdtPr>
-                            <w:sdtEndPr/>
                             <w:sdtContent>
                               <w:r>
                                 <w:rPr>
@@ -4103,7 +4097,6 @@
                               <w:dataBinding w:prefixMappings="xmlns:ns0='http://purl.org/dc/elements/1.1/' xmlns:ns1='http://schemas.openxmlformats.org/package/2006/metadata/core-properties' " w:xpath="/ns1:coreProperties[1]/ns0:subject[1]" w:storeItemID="{6C3C8BC8-F283-45AE-878A-BAB7291924A1}"/>
                               <w:text/>
                             </w:sdtPr>
-                            <w:sdtEndPr/>
                             <w:sdtContent>
                               <w:r>
                                 <w:rPr>
@@ -4890,9 +4883,32 @@
         <w:r>
           <w:rPr>
             <w:rStyle w:val="Hyperlink"/>
-            <w:highlight w:val="yellow"/>
           </w:rPr>
-          <w:t>https://uxdemoby12345.w3spaces.com/project2022/index.html</w:t>
+          <w:t>https://wellsjohn22</w:t>
+        </w:r>
+        <w:r>
+          <w:rPr>
+            <w:rStyle w:val="Hyperlink"/>
+          </w:rPr>
+          <w:t>0</w:t>
+        </w:r>
+        <w:r>
+          <w:rPr>
+            <w:rStyle w:val="Hyperlink"/>
+          </w:rPr>
+          <w:t>.github.io/project2022/Heave</w:t>
+        </w:r>
+        <w:r>
+          <w:rPr>
+            <w:rStyle w:val="Hyperlink"/>
+          </w:rPr>
+          <w:t>n</w:t>
+        </w:r>
+        <w:r>
+          <w:rPr>
+            <w:rStyle w:val="Hyperlink"/>
+          </w:rPr>
+          <w:t>%20System%20by%2012345.html</w:t>
         </w:r>
       </w:hyperlink>
     </w:p>
@@ -5472,95 +5488,6 @@
       <w:pPr>
         <w:spacing w:after="239" w:line="259" w:lineRule="auto"/>
         <w:ind w:left="0" w:firstLine="0"/>
-      </w:pPr>
-      <w:r>
-        <w:rPr>
-          <w:noProof/>
-        </w:rPr>
-        <w:drawing>
-          <wp:anchor distT="0" distB="0" distL="114300" distR="114300" simplePos="0" relativeHeight="251663360" behindDoc="0" locked="0" layoutInCell="1" allowOverlap="1" wp14:anchorId="34680139" wp14:editId="7E5914B5">
-            <wp:simplePos x="0" y="0"/>
-            <wp:positionH relativeFrom="margin">
-              <wp:align>right</wp:align>
-            </wp:positionH>
-            <wp:positionV relativeFrom="paragraph">
-              <wp:posOffset>469265</wp:posOffset>
-            </wp:positionV>
-            <wp:extent cx="1476375" cy="1476375"/>
-            <wp:effectExtent l="0" t="0" r="9525" b="9525"/>
-            <wp:wrapSquare wrapText="bothSides"/>
-            <wp:docPr id="38" name="Picture 38"/>
-            <wp:cNvGraphicFramePr>
-              <a:graphicFrameLocks xmlns:a="http://schemas.openxmlformats.org/drawingml/2006/main" noChangeAspect="1"/>
-            </wp:cNvGraphicFramePr>
-            <a:graphic xmlns:a="http://schemas.openxmlformats.org/drawingml/2006/main">
-              <a:graphicData uri="http://schemas.openxmlformats.org/drawingml/2006/picture">
-                <pic:pic xmlns:pic="http://schemas.openxmlformats.org/drawingml/2006/picture">
-                  <pic:nvPicPr>
-                    <pic:cNvPr id="38" name="Picture 38"/>
-                    <pic:cNvPicPr/>
-                  </pic:nvPicPr>
-                  <pic:blipFill>
-                    <a:blip r:embed="rId11">
-                      <a:extLst>
-                        <a:ext uri="{28A0092B-C50C-407E-A947-70E740481C1C}">
-                          <a14:useLocalDpi xmlns:a14="http://schemas.microsoft.com/office/drawing/2010/main" val="0"/>
-                        </a:ext>
-                      </a:extLst>
-                    </a:blip>
-                    <a:stretch>
-                      <a:fillRect/>
-                    </a:stretch>
-                  </pic:blipFill>
-                  <pic:spPr>
-                    <a:xfrm>
-                      <a:off x="0" y="0"/>
-                      <a:ext cx="1476375" cy="1476375"/>
-                    </a:xfrm>
-                    <a:prstGeom prst="rect">
-                      <a:avLst/>
-                    </a:prstGeom>
-                  </pic:spPr>
-                </pic:pic>
-              </a:graphicData>
-            </a:graphic>
-            <wp14:sizeRelH relativeFrom="margin">
-              <wp14:pctWidth>0</wp14:pctWidth>
-            </wp14:sizeRelH>
-            <wp14:sizeRelV relativeFrom="margin">
-              <wp14:pctHeight>0</wp14:pctHeight>
-            </wp14:sizeRelV>
-          </wp:anchor>
-        </w:drawing>
-      </w:r>
-      <w:r>
-        <w:t xml:space="preserve">Please view my site: </w:t>
-      </w:r>
-      <w:hyperlink r:id="rId12" w:history="1">
-        <w:r>
-          <w:rPr>
-            <w:rStyle w:val="Hyperlink"/>
-          </w:rPr>
-          <w:t>http://supercodepower.host20.uk/HeavanSystemDemo/Heaven%20System%20by%2012345-chart.html</w:t>
-        </w:r>
-      </w:hyperlink>
-    </w:p>
-    <w:p>
-      <w:pPr>
-        <w:spacing w:after="239" w:line="259" w:lineRule="auto"/>
-        <w:ind w:left="0" w:firstLine="0"/>
-      </w:pPr>
-    </w:p>
-    <w:p>
-      <w:pPr>
-        <w:spacing w:after="239" w:line="259" w:lineRule="auto"/>
-        <w:ind w:left="0" w:firstLine="0"/>
-      </w:pPr>
-    </w:p>
-    <w:p>
-      <w:pPr>
-        <w:spacing w:after="239" w:line="259" w:lineRule="auto"/>
-        <w:ind w:left="0" w:firstLine="0"/>
         <w:rPr>
           <w:rStyle w:val="Hyperlink"/>
         </w:rPr>
@@ -5568,12 +5495,24 @@
       <w:r>
         <w:t xml:space="preserve">Sample link: </w:t>
       </w:r>
-      <w:hyperlink r:id="rId13" w:history="1">
+      <w:hyperlink r:id="rId11" w:history="1">
         <w:r>
           <w:rPr>
             <w:rStyle w:val="Hyperlink"/>
           </w:rPr>
-          <w:t>https://wellsjohn220.github.io/projectwebsite/Demoproject-chart.html</w:t>
+          <w:t>https://wellsjohn220.github.io/projectwebsite/Demo</w:t>
+        </w:r>
+        <w:r>
+          <w:rPr>
+            <w:rStyle w:val="Hyperlink"/>
+          </w:rPr>
+          <w:t>p</w:t>
+        </w:r>
+        <w:r>
+          <w:rPr>
+            <w:rStyle w:val="Hyperlink"/>
+          </w:rPr>
+          <w:t>roject-chart.html</w:t>
         </w:r>
       </w:hyperlink>
     </w:p>
@@ -5585,7 +5524,7 @@
       <w:r>
         <w:t xml:space="preserve">Learn how to using GanttProject: </w:t>
       </w:r>
-      <w:hyperlink r:id="rId14" w:tgtFrame="_blank" w:history="1">
+      <w:hyperlink r:id="rId12" w:tgtFrame="_blank" w:history="1">
         <w:r>
           <w:rPr>
             <w:rStyle w:val="Hyperlink"/>
@@ -5623,7 +5562,7 @@
                     <pic:cNvPicPr/>
                   </pic:nvPicPr>
                   <pic:blipFill>
-                    <a:blip r:embed="rId15"/>
+                    <a:blip r:embed="rId13"/>
                     <a:stretch>
                       <a:fillRect/>
                     </a:stretch>
@@ -5653,7 +5592,6 @@
         <w:rPr>
           <w:noProof/>
         </w:rPr>
-        <w:lastRenderedPageBreak/>
         <w:drawing>
           <wp:inline distT="0" distB="0" distL="0" distR="0" wp14:anchorId="020D3A2A" wp14:editId="1AB3FAB3">
             <wp:extent cx="5743575" cy="4148455"/>
@@ -5670,7 +5608,7 @@
                     <pic:cNvPicPr/>
                   </pic:nvPicPr>
                   <pic:blipFill>
-                    <a:blip r:embed="rId16"/>
+                    <a:blip r:embed="rId14"/>
                     <a:stretch>
                       <a:fillRect/>
                     </a:stretch>
@@ -5722,7 +5660,7 @@
                     <pic:cNvPicPr/>
                   </pic:nvPicPr>
                   <pic:blipFill>
-                    <a:blip r:embed="rId17"/>
+                    <a:blip r:embed="rId15"/>
                     <a:stretch>
                       <a:fillRect/>
                     </a:stretch>
@@ -5750,7 +5688,6 @@
         <w:ind w:left="-5"/>
       </w:pPr>
       <w:r>
-        <w:lastRenderedPageBreak/>
         <w:t xml:space="preserve">Task 1: Prepare team support and monitor </w:t>
       </w:r>
     </w:p>
@@ -5790,7 +5727,7 @@
                     <pic:cNvPicPr/>
                   </pic:nvPicPr>
                   <pic:blipFill>
-                    <a:blip r:embed="rId18" cstate="print">
+                    <a:blip r:embed="rId16" cstate="print">
                       <a:extLst>
                         <a:ext uri="{28A0092B-C50C-407E-A947-70E740481C1C}">
                           <a14:useLocalDpi xmlns:a14="http://schemas.microsoft.com/office/drawing/2010/main" val="0"/>
@@ -5867,7 +5804,12 @@
     </w:p>
     <w:p>
       <w:pPr>
-        <w:ind w:left="720" w:right="44" w:firstLine="0"/>
+        <w:ind w:right="44"/>
+      </w:pPr>
+    </w:p>
+    <w:p>
+      <w:pPr>
+        <w:ind w:right="44"/>
       </w:pPr>
     </w:p>
     <w:p>
@@ -5877,30 +5819,111 @@
     </w:p>
     <w:p>
       <w:pPr>
-        <w:ind w:left="720" w:right="44" w:firstLine="0"/>
+        <w:ind w:right="44"/>
+      </w:pPr>
+    </w:p>
+    <w:p>
+      <w:pPr>
+        <w:ind w:right="44"/>
+      </w:pPr>
+    </w:p>
+    <w:p>
+      <w:pPr>
+        <w:ind w:right="44"/>
+      </w:pPr>
+    </w:p>
+    <w:p>
+      <w:pPr>
+        <w:ind w:right="44"/>
+        <w:rPr>
+          <w:rStyle w:val="Hyperlink"/>
+        </w:rPr>
+      </w:pPr>
+      <w:r>
+        <w:t>Develop communication plan for the project team</w:t>
+      </w:r>
+      <w:r>
+        <w:t xml:space="preserve">, please refer: </w:t>
+      </w:r>
+      <w:hyperlink r:id="rId17" w:anchor="services" w:history="1">
+        <w:r>
+          <w:rPr>
+            <w:rStyle w:val="Hyperlink"/>
+          </w:rPr>
+          <w:t>https://wellsjohn220.gith</w:t>
+        </w:r>
+        <w:r>
+          <w:rPr>
+            <w:rStyle w:val="Hyperlink"/>
+          </w:rPr>
+          <w:t>u</w:t>
+        </w:r>
+        <w:r>
+          <w:rPr>
+            <w:rStyle w:val="Hyperlink"/>
+          </w:rPr>
+          <w:t>b.io/ictsolution/#services</w:t>
+        </w:r>
+      </w:hyperlink>
+    </w:p>
+    <w:p>
+      <w:pPr>
+        <w:ind w:right="44"/>
+        <w:rPr>
+          <w:rStyle w:val="Hyperlink"/>
+        </w:rPr>
       </w:pPr>
     </w:p>
     <w:p>
       <w:pPr>
         <w:ind w:left="720" w:right="44" w:firstLine="0"/>
       </w:pPr>
+      <w:r>
+        <w:rPr>
+          <w:noProof/>
+        </w:rPr>
+        <w:lastRenderedPageBreak/>
+        <w:drawing>
+          <wp:inline distT="0" distB="0" distL="0" distR="0" wp14:anchorId="5B421290" wp14:editId="414C10C7">
+            <wp:extent cx="5217404" cy="2990850"/>
+            <wp:effectExtent l="0" t="0" r="2540" b="0"/>
+            <wp:docPr id="41" name="Picture 41"/>
+            <wp:cNvGraphicFramePr>
+              <a:graphicFrameLocks xmlns:a="http://schemas.openxmlformats.org/drawingml/2006/main" noChangeAspect="1"/>
+            </wp:cNvGraphicFramePr>
+            <a:graphic xmlns:a="http://schemas.openxmlformats.org/drawingml/2006/main">
+              <a:graphicData uri="http://schemas.openxmlformats.org/drawingml/2006/picture">
+                <pic:pic xmlns:pic="http://schemas.openxmlformats.org/drawingml/2006/picture">
+                  <pic:nvPicPr>
+                    <pic:cNvPr id="1" name=""/>
+                    <pic:cNvPicPr/>
+                  </pic:nvPicPr>
+                  <pic:blipFill>
+                    <a:blip r:embed="rId18"/>
+                    <a:stretch>
+                      <a:fillRect/>
+                    </a:stretch>
+                  </pic:blipFill>
+                  <pic:spPr>
+                    <a:xfrm>
+                      <a:off x="0" y="0"/>
+                      <a:ext cx="5224127" cy="2994704"/>
+                    </a:xfrm>
+                    <a:prstGeom prst="rect">
+                      <a:avLst/>
+                    </a:prstGeom>
+                  </pic:spPr>
+                </pic:pic>
+              </a:graphicData>
+            </a:graphic>
+          </wp:inline>
+        </w:drawing>
+      </w:r>
     </w:p>
     <w:p>
       <w:pPr>
         <w:ind w:left="720" w:right="44" w:firstLine="0"/>
       </w:pPr>
-    </w:p>
-    <w:p>
-      <w:pPr>
-        <w:numPr>
-          <w:ilvl w:val="0"/>
-          <w:numId w:val="1"/>
-        </w:numPr>
-        <w:ind w:right="44" w:hanging="360"/>
-      </w:pPr>
-      <w:r>
-        <w:t xml:space="preserve">Develop communication plan for the project team </w:t>
-      </w:r>
     </w:p>
     <w:p>
       <w:pPr>
@@ -6270,7 +6293,19 @@
           <w:rPr>
             <w:rStyle w:val="Hyperlink"/>
           </w:rPr>
-          <w:t>https://wellsjohn220.github.io/ictsolution/</w:t>
+          <w:t>https://wellsjohn220.github.i</w:t>
+        </w:r>
+        <w:r>
+          <w:rPr>
+            <w:rStyle w:val="Hyperlink"/>
+          </w:rPr>
+          <w:t>o</w:t>
+        </w:r>
+        <w:r>
+          <w:rPr>
+            <w:rStyle w:val="Hyperlink"/>
+          </w:rPr>
+          <w:t>/ictsolution/</w:t>
         </w:r>
       </w:hyperlink>
       <w:r>
@@ -6288,10 +6323,10 @@
         </w:rPr>
         <w:lastRenderedPageBreak/>
         <w:drawing>
-          <wp:inline distT="0" distB="0" distL="0" distR="0" wp14:anchorId="7F65EB4A" wp14:editId="384BE91E">
-            <wp:extent cx="5743575" cy="3326130"/>
-            <wp:effectExtent l="0" t="0" r="9525" b="7620"/>
-            <wp:docPr id="40" name="Picture 40"/>
+          <wp:inline distT="0" distB="0" distL="0" distR="0" wp14:anchorId="20F6FAAB" wp14:editId="2A7EBACB">
+            <wp:extent cx="5743575" cy="3205480"/>
+            <wp:effectExtent l="0" t="0" r="9525" b="0"/>
+            <wp:docPr id="42" name="Picture 42"/>
             <wp:cNvGraphicFramePr>
               <a:graphicFrameLocks xmlns:a="http://schemas.openxmlformats.org/drawingml/2006/main" noChangeAspect="1"/>
             </wp:cNvGraphicFramePr>
@@ -6311,7 +6346,7 @@
                   <pic:spPr>
                     <a:xfrm>
                       <a:off x="0" y="0"/>
-                      <a:ext cx="5743575" cy="3326130"/>
+                      <a:ext cx="5743575" cy="3205480"/>
                     </a:xfrm>
                     <a:prstGeom prst="rect">
                       <a:avLst/>
@@ -6614,31 +6649,16 @@
       </w:rPr>
       <w:t xml:space="preserve"> of </w:t>
     </w:r>
-    <w:r>
-      <w:fldChar w:fldCharType="begin"/>
-    </w:r>
-    <w:r>
-      <w:instrText xml:space="preserve"> NUMPAGES   \* MERGEFORMAT </w:instrText>
-    </w:r>
-    <w:r>
-      <w:fldChar w:fldCharType="separate"/>
-    </w:r>
-    <w:r>
-      <w:rPr>
-        <w:b/>
-        <w:color w:val="808080"/>
-        <w:sz w:val="16"/>
-      </w:rPr>
-      <w:t>4</w:t>
-    </w:r>
-    <w:r>
-      <w:rPr>
-        <w:b/>
-        <w:color w:val="808080"/>
-        <w:sz w:val="16"/>
-      </w:rPr>
-      <w:fldChar w:fldCharType="end"/>
-    </w:r>
+    <w:fldSimple w:instr=" NUMPAGES   \* MERGEFORMAT ">
+      <w:r>
+        <w:rPr>
+          <w:b/>
+          <w:color w:val="808080"/>
+          <w:sz w:val="16"/>
+        </w:rPr>
+        <w:t>4</w:t>
+      </w:r>
+    </w:fldSimple>
     <w:r>
       <w:rPr>
         <w:color w:val="808080"/>
@@ -6889,31 +6909,16 @@
       </w:rPr>
       <w:t xml:space="preserve"> of </w:t>
     </w:r>
-    <w:r>
-      <w:fldChar w:fldCharType="begin"/>
-    </w:r>
-    <w:r>
-      <w:instrText xml:space="preserve"> NUMPAGES   \* MERGEFORMAT </w:instrText>
-    </w:r>
-    <w:r>
-      <w:fldChar w:fldCharType="separate"/>
-    </w:r>
-    <w:r>
-      <w:rPr>
-        <w:b/>
-        <w:color w:val="808080"/>
-        <w:sz w:val="16"/>
-      </w:rPr>
-      <w:t>4</w:t>
-    </w:r>
-    <w:r>
-      <w:rPr>
-        <w:b/>
-        <w:color w:val="808080"/>
-        <w:sz w:val="16"/>
-      </w:rPr>
-      <w:fldChar w:fldCharType="end"/>
-    </w:r>
+    <w:fldSimple w:instr=" NUMPAGES   \* MERGEFORMAT ">
+      <w:r>
+        <w:rPr>
+          <w:b/>
+          <w:color w:val="808080"/>
+          <w:sz w:val="16"/>
+        </w:rPr>
+        <w:t>4</w:t>
+      </w:r>
+    </w:fldSimple>
     <w:r>
       <w:rPr>
         <w:color w:val="808080"/>
@@ -7147,31 +7152,16 @@
       </w:rPr>
       <w:t xml:space="preserve"> of </w:t>
     </w:r>
-    <w:r>
-      <w:fldChar w:fldCharType="begin"/>
-    </w:r>
-    <w:r>
-      <w:instrText xml:space="preserve"> NUMPAGES   \* MERGEFORMAT </w:instrText>
-    </w:r>
-    <w:r>
-      <w:fldChar w:fldCharType="separate"/>
-    </w:r>
-    <w:r>
-      <w:rPr>
-        <w:b/>
-        <w:color w:val="808080"/>
-        <w:sz w:val="16"/>
-      </w:rPr>
-      <w:t>4</w:t>
-    </w:r>
-    <w:r>
-      <w:rPr>
-        <w:b/>
-        <w:color w:val="808080"/>
-        <w:sz w:val="16"/>
-      </w:rPr>
-      <w:fldChar w:fldCharType="end"/>
-    </w:r>
+    <w:fldSimple w:instr=" NUMPAGES   \* MERGEFORMAT ">
+      <w:r>
+        <w:rPr>
+          <w:b/>
+          <w:color w:val="808080"/>
+          <w:sz w:val="16"/>
+        </w:rPr>
+        <w:t>4</w:t>
+      </w:r>
+    </w:fldSimple>
     <w:r>
       <w:rPr>
         <w:color w:val="808080"/>
@@ -8672,6 +8662,7 @@
                         <w:spacing w:after="160" w:line="259" w:lineRule="auto"/>
                         <w:ind w:left="0" w:firstLine="0"/>
                       </w:pPr>
+                      <w:proofErr w:type="spellStart"/>
                       <w:r>
                         <w:rPr>
                           <w:color w:val="808080"/>
@@ -8679,6 +8670,7 @@
                         </w:rPr>
                         <w:t>info@wic</w:t>
                       </w:r>
+                      <w:proofErr w:type="spellEnd"/>
                     </w:p>
                   </w:txbxContent>
                 </v:textbox>
@@ -8772,8 +8764,17 @@
                           <w:color w:val="808080"/>
                           <w:sz w:val="16"/>
                         </w:rPr>
-                        <w:t>St., Sydney NSW 2000 Austra</w:t>
+                        <w:t xml:space="preserve">St., Sydney NSW 2000 </w:t>
                       </w:r>
+                      <w:proofErr w:type="spellStart"/>
+                      <w:r>
+                        <w:rPr>
+                          <w:color w:val="808080"/>
+                          <w:sz w:val="16"/>
+                        </w:rPr>
+                        <w:t>Austra</w:t>
+                      </w:r>
+                      <w:proofErr w:type="spellEnd"/>
                     </w:p>
                   </w:txbxContent>
                 </v:textbox>
@@ -8786,12 +8787,21 @@
                         <w:spacing w:after="160" w:line="259" w:lineRule="auto"/>
                         <w:ind w:left="0" w:firstLine="0"/>
                       </w:pPr>
+                      <w:proofErr w:type="spellStart"/>
                       <w:r>
                         <w:rPr>
                           <w:color w:val="808080"/>
                           <w:sz w:val="16"/>
                         </w:rPr>
-                        <w:t>lia   |   www.wic.nsw.edu.au</w:t>
+                        <w:t>lia</w:t>
+                      </w:r>
+                      <w:proofErr w:type="spellEnd"/>
+                      <w:r>
+                        <w:rPr>
+                          <w:color w:val="808080"/>
+                          <w:sz w:val="16"/>
+                        </w:rPr>
+                        <w:t xml:space="preserve">   |   www.wic.nsw.edu.au</w:t>
                       </w:r>
                     </w:p>
                   </w:txbxContent>
@@ -10461,6 +10471,7 @@
                         <w:spacing w:after="160" w:line="259" w:lineRule="auto"/>
                         <w:ind w:left="0" w:firstLine="0"/>
                       </w:pPr>
+                      <w:proofErr w:type="spellStart"/>
                       <w:r>
                         <w:rPr>
                           <w:color w:val="808080"/>
@@ -10468,6 +10479,7 @@
                         </w:rPr>
                         <w:t>info@wic</w:t>
                       </w:r>
+                      <w:proofErr w:type="spellEnd"/>
                     </w:p>
                   </w:txbxContent>
                 </v:textbox>
@@ -10561,8 +10573,17 @@
                           <w:color w:val="808080"/>
                           <w:sz w:val="16"/>
                         </w:rPr>
-                        <w:t>St., Sydney NSW 2000 Austra</w:t>
+                        <w:t xml:space="preserve">St., Sydney NSW 2000 </w:t>
                       </w:r>
+                      <w:proofErr w:type="spellStart"/>
+                      <w:r>
+                        <w:rPr>
+                          <w:color w:val="808080"/>
+                          <w:sz w:val="16"/>
+                        </w:rPr>
+                        <w:t>Austra</w:t>
+                      </w:r>
+                      <w:proofErr w:type="spellEnd"/>
                     </w:p>
                   </w:txbxContent>
                 </v:textbox>
@@ -10575,12 +10596,21 @@
                         <w:spacing w:after="160" w:line="259" w:lineRule="auto"/>
                         <w:ind w:left="0" w:firstLine="0"/>
                       </w:pPr>
+                      <w:proofErr w:type="spellStart"/>
                       <w:r>
                         <w:rPr>
                           <w:color w:val="808080"/>
                           <w:sz w:val="16"/>
                         </w:rPr>
-                        <w:t>lia   |   www.wic.nsw.edu.au</w:t>
+                        <w:t>lia</w:t>
+                      </w:r>
+                      <w:proofErr w:type="spellEnd"/>
+                      <w:r>
+                        <w:rPr>
+                          <w:color w:val="808080"/>
+                          <w:sz w:val="16"/>
+                        </w:rPr>
+                        <w:t xml:space="preserve">   |   www.wic.nsw.edu.au</w:t>
                       </w:r>
                     </w:p>
                   </w:txbxContent>
@@ -12250,6 +12280,7 @@
                         <w:spacing w:after="160" w:line="259" w:lineRule="auto"/>
                         <w:ind w:left="0" w:firstLine="0"/>
                       </w:pPr>
+                      <w:proofErr w:type="spellStart"/>
                       <w:r>
                         <w:rPr>
                           <w:color w:val="808080"/>
@@ -12257,6 +12288,7 @@
                         </w:rPr>
                         <w:t>info@wic</w:t>
                       </w:r>
+                      <w:proofErr w:type="spellEnd"/>
                     </w:p>
                   </w:txbxContent>
                 </v:textbox>
@@ -12350,8 +12382,17 @@
                           <w:color w:val="808080"/>
                           <w:sz w:val="16"/>
                         </w:rPr>
-                        <w:t>St., Sydney NSW 2000 Austra</w:t>
+                        <w:t xml:space="preserve">St., Sydney NSW 2000 </w:t>
                       </w:r>
+                      <w:proofErr w:type="spellStart"/>
+                      <w:r>
+                        <w:rPr>
+                          <w:color w:val="808080"/>
+                          <w:sz w:val="16"/>
+                        </w:rPr>
+                        <w:t>Austra</w:t>
+                      </w:r>
+                      <w:proofErr w:type="spellEnd"/>
                     </w:p>
                   </w:txbxContent>
                 </v:textbox>
@@ -12364,12 +12405,21 @@
                         <w:spacing w:after="160" w:line="259" w:lineRule="auto"/>
                         <w:ind w:left="0" w:firstLine="0"/>
                       </w:pPr>
+                      <w:proofErr w:type="spellStart"/>
                       <w:r>
                         <w:rPr>
                           <w:color w:val="808080"/>
                           <w:sz w:val="16"/>
                         </w:rPr>
-                        <w:t>lia   |   www.wic.nsw.edu.au</w:t>
+                        <w:t>lia</w:t>
+                      </w:r>
+                      <w:proofErr w:type="spellEnd"/>
+                      <w:r>
+                        <w:rPr>
+                          <w:color w:val="808080"/>
+                          <w:sz w:val="16"/>
+                        </w:rPr>
+                        <w:t xml:space="preserve">   |   www.wic.nsw.edu.au</w:t>
                       </w:r>
                     </w:p>
                   </w:txbxContent>

--- a/download/XXXXX Develop ICT Solution Assessment 2.docx
+++ b/download/XXXXX Develop ICT Solution Assessment 2.docx
@@ -3469,6 +3469,7 @@
                                 <w:calendar w:val="gregorian"/>
                               </w:date>
                             </w:sdtPr>
+                            <w:sdtEndPr/>
                             <w:sdtContent>
                               <w:p>
                                 <w:pPr>
@@ -3802,6 +3803,7 @@
                               <w:dataBinding w:prefixMappings="xmlns:ns0='http://purl.org/dc/elements/1.1/' xmlns:ns1='http://schemas.openxmlformats.org/package/2006/metadata/core-properties' " w:xpath="/ns1:coreProperties[1]/ns0:creator[1]" w:storeItemID="{6C3C8BC8-F283-45AE-878A-BAB7291924A1}"/>
                               <w:text/>
                             </w:sdtPr>
+                            <w:sdtEndPr/>
                             <w:sdtContent>
                               <w:r>
                                 <w:rPr>
@@ -3845,6 +3847,7 @@
                               <w:dataBinding w:prefixMappings="xmlns:ns0='http://schemas.openxmlformats.org/officeDocument/2006/extended-properties' " w:xpath="/ns0:Properties[1]/ns0:Company[1]" w:storeItemID="{6668398D-A668-4E3E-A5EB-62B293D839F1}"/>
                               <w:text/>
                             </w:sdtPr>
+                            <w:sdtEndPr/>
                             <w:sdtContent>
                               <w:r>
                                 <w:rPr>
@@ -4061,6 +4064,7 @@
                               <w:dataBinding w:prefixMappings="xmlns:ns0='http://purl.org/dc/elements/1.1/' xmlns:ns1='http://schemas.openxmlformats.org/package/2006/metadata/core-properties' " w:xpath="/ns1:coreProperties[1]/ns0:title[1]" w:storeItemID="{6C3C8BC8-F283-45AE-878A-BAB7291924A1}"/>
                               <w:text/>
                             </w:sdtPr>
+                            <w:sdtEndPr/>
                             <w:sdtContent>
                               <w:r>
                                 <w:rPr>
@@ -4097,6 +4101,7 @@
                               <w:dataBinding w:prefixMappings="xmlns:ns0='http://purl.org/dc/elements/1.1/' xmlns:ns1='http://schemas.openxmlformats.org/package/2006/metadata/core-properties' " w:xpath="/ns1:coreProperties[1]/ns0:subject[1]" w:storeItemID="{6C3C8BC8-F283-45AE-878A-BAB7291924A1}"/>
                               <w:text/>
                             </w:sdtPr>
+                            <w:sdtEndPr/>
                             <w:sdtContent>
                               <w:r>
                                 <w:rPr>
@@ -4846,7 +4851,23 @@
         <w:ind w:right="44"/>
       </w:pPr>
       <w:r>
-        <w:t xml:space="preserve">You are work as an IT project manager assigned by Potter to handle this problem in the company. The company decide to use the system to detect a Spear-Phishing. To accelerate suspicious email analysis and response, Heaven Systems implemented MailMon, an automated phishing incident reporting and response service that empowers end users to report suspicious emails directly from the inbox. MailMon runs on Microsoft Exchange 2013 or newer and Office365; it is deployed to end users as an Outlook plug-in, including Outlook App for Android and iOS devices. </w:t>
+        <w:t xml:space="preserve">You are work as an IT project manager assigned by Potter to handle this problem in the company. The company decide to use the system to detect a Spear-Phishing. To accelerate suspicious email analysis and response, Heaven Systems implemented </w:t>
+      </w:r>
+      <w:proofErr w:type="spellStart"/>
+      <w:r>
+        <w:t>MailMon</w:t>
+      </w:r>
+      <w:proofErr w:type="spellEnd"/>
+      <w:r>
+        <w:t xml:space="preserve">, an automated phishing incident reporting and response service that empowers end users to report suspicious emails directly from the inbox. </w:t>
+      </w:r>
+      <w:proofErr w:type="spellStart"/>
+      <w:r>
+        <w:t>MailMon</w:t>
+      </w:r>
+      <w:proofErr w:type="spellEnd"/>
+      <w:r>
+        <w:t xml:space="preserve"> runs on Microsoft Exchange 2013 or newer and Office365; it is deployed to end users as an Outlook plug-in, including Outlook App for Android and iOS devices. </w:t>
       </w:r>
     </w:p>
     <w:p>
@@ -4855,7 +4876,15 @@
         <w:ind w:right="44"/>
       </w:pPr>
       <w:r>
-        <w:t xml:space="preserve">You and your friend are 10 years’ experience staff in the company. After you evaluate the MailMon, it generates a report in the complex form, many of the staff including a current IT department are not familiar with the system. Potter approved on new project team recruitment, and HR organised 3 </w:t>
+        <w:t xml:space="preserve">You and your friend are 10 years’ experience staff in the company. After you evaluate the </w:t>
+      </w:r>
+      <w:proofErr w:type="spellStart"/>
+      <w:r>
+        <w:t>MailMon</w:t>
+      </w:r>
+      <w:proofErr w:type="spellEnd"/>
+      <w:r>
+        <w:t xml:space="preserve">, it generates a report in the complex form, many of the staff including a current IT department are not familiar with the system. Potter approved on new project team recruitment, and HR organised 3 </w:t>
       </w:r>
       <w:r>
         <w:rPr>
@@ -4884,31 +4913,7 @@
           <w:rPr>
             <w:rStyle w:val="Hyperlink"/>
           </w:rPr>
-          <w:t>https://wellsjohn22</w:t>
-        </w:r>
-        <w:r>
-          <w:rPr>
-            <w:rStyle w:val="Hyperlink"/>
-          </w:rPr>
-          <w:t>0</w:t>
-        </w:r>
-        <w:r>
-          <w:rPr>
-            <w:rStyle w:val="Hyperlink"/>
-          </w:rPr>
-          <w:t>.github.io/project2022/Heave</w:t>
-        </w:r>
-        <w:r>
-          <w:rPr>
-            <w:rStyle w:val="Hyperlink"/>
-          </w:rPr>
-          <w:t>n</w:t>
-        </w:r>
-        <w:r>
-          <w:rPr>
-            <w:rStyle w:val="Hyperlink"/>
-          </w:rPr>
-          <w:t>%20System%20by%2012345.html</w:t>
+          <w:t>https://wellsjohn220.github.io/project2022/Heaven%20System%20by%2012345.html</w:t>
         </w:r>
       </w:hyperlink>
     </w:p>
@@ -5020,7 +5025,15 @@
         <w:jc w:val="center"/>
       </w:pPr>
       <w:r>
-        <w:t xml:space="preserve">Figure: MailMon Monitoring Sample </w:t>
+        <w:t xml:space="preserve">Figure: </w:t>
+      </w:r>
+      <w:proofErr w:type="spellStart"/>
+      <w:r>
+        <w:t>MailMon</w:t>
+      </w:r>
+      <w:proofErr w:type="spellEnd"/>
+      <w:r>
+        <w:t xml:space="preserve"> Monitoring Sample </w:t>
       </w:r>
     </w:p>
     <w:p>
@@ -5500,19 +5513,7 @@
           <w:rPr>
             <w:rStyle w:val="Hyperlink"/>
           </w:rPr>
-          <w:t>https://wellsjohn220.github.io/projectwebsite/Demo</w:t>
-        </w:r>
-        <w:r>
-          <w:rPr>
-            <w:rStyle w:val="Hyperlink"/>
-          </w:rPr>
-          <w:t>p</w:t>
-        </w:r>
-        <w:r>
-          <w:rPr>
-            <w:rStyle w:val="Hyperlink"/>
-          </w:rPr>
-          <w:t>roject-chart.html</w:t>
+          <w:t>https://wellsjohn220.github.io/projectwebsite/Demoproject-chart.html</w:t>
         </w:r>
       </w:hyperlink>
     </w:p>
@@ -5522,7 +5523,15 @@
         <w:ind w:left="0" w:firstLine="0"/>
       </w:pPr>
       <w:r>
-        <w:t xml:space="preserve">Learn how to using GanttProject: </w:t>
+        <w:t xml:space="preserve">Learn how to using </w:t>
+      </w:r>
+      <w:proofErr w:type="spellStart"/>
+      <w:r>
+        <w:t>GanttProject</w:t>
+      </w:r>
+      <w:proofErr w:type="spellEnd"/>
+      <w:r>
+        <w:t xml:space="preserve">: </w:t>
       </w:r>
       <w:hyperlink r:id="rId12" w:tgtFrame="_blank" w:history="1">
         <w:r>
@@ -5850,19 +5859,7 @@
           <w:rPr>
             <w:rStyle w:val="Hyperlink"/>
           </w:rPr>
-          <w:t>https://wellsjohn220.gith</w:t>
-        </w:r>
-        <w:r>
-          <w:rPr>
-            <w:rStyle w:val="Hyperlink"/>
-          </w:rPr>
-          <w:t>u</w:t>
-        </w:r>
-        <w:r>
-          <w:rPr>
-            <w:rStyle w:val="Hyperlink"/>
-          </w:rPr>
-          <w:t>b.io/ictsolution/#services</w:t>
+          <w:t>https://wellsjohn220.github.io/ictsolution/#services</w:t>
         </w:r>
       </w:hyperlink>
     </w:p>
@@ -6001,6 +5998,203 @@
     </w:p>
     <w:p>
       <w:pPr>
+        <w:spacing w:after="258"/>
+        <w:ind w:right="44"/>
+      </w:pPr>
+      <w:r>
+        <w:t>Here are my feedback results for collection</w:t>
+      </w:r>
+    </w:p>
+    <w:p>
+      <w:pPr>
+        <w:spacing w:after="258"/>
+        <w:ind w:right="44"/>
+      </w:pPr>
+      <w:r>
+        <w:rPr>
+          <w:noProof/>
+        </w:rPr>
+        <w:drawing>
+          <wp:inline distT="0" distB="0" distL="0" distR="0" wp14:anchorId="6AACE475" wp14:editId="50BAAC8A">
+            <wp:extent cx="5640019" cy="2033905"/>
+            <wp:effectExtent l="0" t="0" r="0" b="4445"/>
+            <wp:docPr id="38" name="Picture 38"/>
+            <wp:cNvGraphicFramePr>
+              <a:graphicFrameLocks xmlns:a="http://schemas.openxmlformats.org/drawingml/2006/main" noChangeAspect="1"/>
+            </wp:cNvGraphicFramePr>
+            <a:graphic xmlns:a="http://schemas.openxmlformats.org/drawingml/2006/main">
+              <a:graphicData uri="http://schemas.openxmlformats.org/drawingml/2006/picture">
+                <pic:pic xmlns:pic="http://schemas.openxmlformats.org/drawingml/2006/picture">
+                  <pic:nvPicPr>
+                    <pic:cNvPr id="1" name=""/>
+                    <pic:cNvPicPr/>
+                  </pic:nvPicPr>
+                  <pic:blipFill>
+                    <a:blip r:embed="rId19"/>
+                    <a:stretch>
+                      <a:fillRect/>
+                    </a:stretch>
+                  </pic:blipFill>
+                  <pic:spPr>
+                    <a:xfrm>
+                      <a:off x="0" y="0"/>
+                      <a:ext cx="5642397" cy="2034763"/>
+                    </a:xfrm>
+                    <a:prstGeom prst="rect">
+                      <a:avLst/>
+                    </a:prstGeom>
+                  </pic:spPr>
+                </pic:pic>
+              </a:graphicData>
+            </a:graphic>
+          </wp:inline>
+        </w:drawing>
+      </w:r>
+    </w:p>
+    <w:p>
+      <w:pPr>
+        <w:spacing w:after="258"/>
+        <w:ind w:right="44"/>
+      </w:pPr>
+      <w:r>
+        <w:t>The design like:</w:t>
+      </w:r>
+    </w:p>
+    <w:p>
+      <w:pPr>
+        <w:spacing w:after="258"/>
+        <w:ind w:right="44"/>
+      </w:pPr>
+      <w:r>
+        <w:rPr>
+          <w:noProof/>
+        </w:rPr>
+        <w:lastRenderedPageBreak/>
+        <w:drawing>
+          <wp:inline distT="0" distB="0" distL="0" distR="0" wp14:anchorId="28BA79D7" wp14:editId="61C387AE">
+            <wp:extent cx="5743575" cy="2025650"/>
+            <wp:effectExtent l="0" t="0" r="9525" b="0"/>
+            <wp:docPr id="43" name="Picture 43"/>
+            <wp:cNvGraphicFramePr>
+              <a:graphicFrameLocks xmlns:a="http://schemas.openxmlformats.org/drawingml/2006/main" noChangeAspect="1"/>
+            </wp:cNvGraphicFramePr>
+            <a:graphic xmlns:a="http://schemas.openxmlformats.org/drawingml/2006/main">
+              <a:graphicData uri="http://schemas.openxmlformats.org/drawingml/2006/picture">
+                <pic:pic xmlns:pic="http://schemas.openxmlformats.org/drawingml/2006/picture">
+                  <pic:nvPicPr>
+                    <pic:cNvPr id="1" name=""/>
+                    <pic:cNvPicPr/>
+                  </pic:nvPicPr>
+                  <pic:blipFill>
+                    <a:blip r:embed="rId20"/>
+                    <a:stretch>
+                      <a:fillRect/>
+                    </a:stretch>
+                  </pic:blipFill>
+                  <pic:spPr>
+                    <a:xfrm>
+                      <a:off x="0" y="0"/>
+                      <a:ext cx="5743575" cy="2025650"/>
+                    </a:xfrm>
+                    <a:prstGeom prst="rect">
+                      <a:avLst/>
+                    </a:prstGeom>
+                  </pic:spPr>
+                </pic:pic>
+              </a:graphicData>
+            </a:graphic>
+          </wp:inline>
+        </w:drawing>
+      </w:r>
+    </w:p>
+    <w:p>
+      <w:pPr>
+        <w:spacing w:after="258"/>
+        <w:ind w:right="44"/>
+      </w:pPr>
+      <w:r>
+        <w:t>Above site could be access by my web support site:</w:t>
+      </w:r>
+    </w:p>
+    <w:p>
+      <w:pPr>
+        <w:spacing w:after="258"/>
+        <w:ind w:right="44"/>
+      </w:pPr>
+      <w:hyperlink r:id="rId21" w:history="1">
+        <w:r>
+          <w:rPr>
+            <w:rStyle w:val="Hyperlink"/>
+          </w:rPr>
+          <w:t>https://wellsjohn220.github.io/ictsolution/#myPage</w:t>
+        </w:r>
+      </w:hyperlink>
+    </w:p>
+    <w:p>
+      <w:pPr>
+        <w:spacing w:after="258"/>
+        <w:ind w:right="44"/>
+      </w:pPr>
+      <w:r>
+        <w:rPr>
+          <w:noProof/>
+        </w:rPr>
+        <w:drawing>
+          <wp:inline distT="0" distB="0" distL="0" distR="0" wp14:anchorId="248860AF" wp14:editId="2F22F1A1">
+            <wp:extent cx="5743575" cy="3094355"/>
+            <wp:effectExtent l="0" t="0" r="9525" b="0"/>
+            <wp:docPr id="44" name="Picture 44"/>
+            <wp:cNvGraphicFramePr>
+              <a:graphicFrameLocks xmlns:a="http://schemas.openxmlformats.org/drawingml/2006/main" noChangeAspect="1"/>
+            </wp:cNvGraphicFramePr>
+            <a:graphic xmlns:a="http://schemas.openxmlformats.org/drawingml/2006/main">
+              <a:graphicData uri="http://schemas.openxmlformats.org/drawingml/2006/picture">
+                <pic:pic xmlns:pic="http://schemas.openxmlformats.org/drawingml/2006/picture">
+                  <pic:nvPicPr>
+                    <pic:cNvPr id="1" name=""/>
+                    <pic:cNvPicPr/>
+                  </pic:nvPicPr>
+                  <pic:blipFill>
+                    <a:blip r:embed="rId22"/>
+                    <a:stretch>
+                      <a:fillRect/>
+                    </a:stretch>
+                  </pic:blipFill>
+                  <pic:spPr>
+                    <a:xfrm>
+                      <a:off x="0" y="0"/>
+                      <a:ext cx="5743575" cy="3094355"/>
+                    </a:xfrm>
+                    <a:prstGeom prst="rect">
+                      <a:avLst/>
+                    </a:prstGeom>
+                  </pic:spPr>
+                </pic:pic>
+              </a:graphicData>
+            </a:graphic>
+          </wp:inline>
+        </w:drawing>
+      </w:r>
+    </w:p>
+    <w:p>
+      <w:pPr>
+        <w:spacing w:after="258"/>
+        <w:ind w:right="44"/>
+      </w:pPr>
+      <w:r>
+        <w:t xml:space="preserve">We could learn about web feedback form from: </w:t>
+      </w:r>
+      <w:hyperlink r:id="rId23" w:history="1">
+        <w:r>
+          <w:rPr>
+            <w:rStyle w:val="Hyperlink"/>
+          </w:rPr>
+          <w:t>https://www.youtube.com/watch?v=BtoOHhA3aPQ&amp;t=15s</w:t>
+        </w:r>
+      </w:hyperlink>
+    </w:p>
+    <w:p>
+      <w:pPr>
         <w:pStyle w:val="Heading1"/>
         <w:ind w:left="-5"/>
       </w:pPr>
@@ -6116,6 +6310,7 @@
         <w:ind w:right="44" w:hanging="360"/>
       </w:pPr>
       <w:r>
+        <w:lastRenderedPageBreak/>
         <w:t xml:space="preserve">Tools and Method </w:t>
       </w:r>
     </w:p>
@@ -6187,7 +6382,6 @@
         <w:rPr>
           <w:noProof/>
         </w:rPr>
-        <w:lastRenderedPageBreak/>
         <w:drawing>
           <wp:inline distT="0" distB="0" distL="0" distR="0" wp14:anchorId="24102CD7" wp14:editId="612C8AE2">
             <wp:extent cx="5743575" cy="4148455"/>
@@ -6204,7 +6398,7 @@
                     <pic:cNvPicPr/>
                   </pic:nvPicPr>
                   <pic:blipFill>
-                    <a:blip r:embed="rId19"/>
+                    <a:blip r:embed="rId24"/>
                     <a:stretch>
                       <a:fillRect/>
                     </a:stretch>
@@ -6253,7 +6447,7 @@
                     <pic:cNvPicPr/>
                   </pic:nvPicPr>
                   <pic:blipFill>
-                    <a:blip r:embed="rId20"/>
+                    <a:blip r:embed="rId25"/>
                     <a:stretch>
                       <a:fillRect/>
                     </a:stretch>
@@ -6288,24 +6482,12 @@
       <w:r>
         <w:t xml:space="preserve">My Subject Web Site: </w:t>
       </w:r>
-      <w:hyperlink r:id="rId21" w:history="1">
+      <w:hyperlink r:id="rId26" w:history="1">
         <w:r>
           <w:rPr>
             <w:rStyle w:val="Hyperlink"/>
           </w:rPr>
-          <w:t>https://wellsjohn220.github.i</w:t>
-        </w:r>
-        <w:r>
-          <w:rPr>
-            <w:rStyle w:val="Hyperlink"/>
-          </w:rPr>
-          <w:t>o</w:t>
-        </w:r>
-        <w:r>
-          <w:rPr>
-            <w:rStyle w:val="Hyperlink"/>
-          </w:rPr>
-          <w:t>/ictsolution/</w:t>
+          <w:t>https://wellsjohn220.github.io/ictsolution/</w:t>
         </w:r>
       </w:hyperlink>
       <w:r>
@@ -6338,7 +6520,7 @@
                     <pic:cNvPicPr/>
                   </pic:nvPicPr>
                   <pic:blipFill>
-                    <a:blip r:embed="rId22"/>
+                    <a:blip r:embed="rId27"/>
                     <a:stretch>
                       <a:fillRect/>
                     </a:stretch>
@@ -6385,12 +6567,12 @@
       </w:r>
     </w:p>
     <w:sectPr>
-      <w:headerReference w:type="even" r:id="rId23"/>
-      <w:headerReference w:type="default" r:id="rId24"/>
-      <w:footerReference w:type="even" r:id="rId25"/>
-      <w:footerReference w:type="default" r:id="rId26"/>
-      <w:headerReference w:type="first" r:id="rId27"/>
-      <w:footerReference w:type="first" r:id="rId28"/>
+      <w:headerReference w:type="even" r:id="rId28"/>
+      <w:headerReference w:type="default" r:id="rId29"/>
+      <w:footerReference w:type="even" r:id="rId30"/>
+      <w:footerReference w:type="default" r:id="rId31"/>
+      <w:headerReference w:type="first" r:id="rId32"/>
+      <w:footerReference w:type="first" r:id="rId33"/>
       <w:pgSz w:w="11906" w:h="16838"/>
       <w:pgMar w:top="2421" w:right="1421" w:bottom="1286" w:left="1440" w:header="569" w:footer="442" w:gutter="0"/>
       <w:pgNumType w:start="0"/>
@@ -6449,7 +6631,15 @@
         <w:color w:val="808080"/>
         <w:sz w:val="16"/>
       </w:rPr>
-      <w:t xml:space="preserve">- Assessment Task 2  </w:t>
+      <w:t xml:space="preserve">- Assessment Task </w:t>
+    </w:r>
+    <w:proofErr w:type="gramStart"/>
+    <w:r>
+      <w:rPr>
+        <w:color w:val="808080"/>
+        <w:sz w:val="16"/>
+      </w:rPr>
+      <w:t xml:space="preserve">2  </w:t>
     </w:r>
     <w:r>
       <w:rPr>
@@ -6457,6 +6647,13 @@
         <w:sz w:val="16"/>
       </w:rPr>
       <w:tab/>
+    </w:r>
+    <w:proofErr w:type="gramEnd"/>
+    <w:r>
+      <w:rPr>
+        <w:color w:val="808080"/>
+        <w:sz w:val="16"/>
+      </w:rPr>
       <w:t xml:space="preserve"> </w:t>
     </w:r>
     <w:r>
@@ -6649,16 +6846,31 @@
       </w:rPr>
       <w:t xml:space="preserve"> of </w:t>
     </w:r>
-    <w:fldSimple w:instr=" NUMPAGES   \* MERGEFORMAT ">
-      <w:r>
-        <w:rPr>
-          <w:b/>
-          <w:color w:val="808080"/>
-          <w:sz w:val="16"/>
-        </w:rPr>
-        <w:t>4</w:t>
-      </w:r>
-    </w:fldSimple>
+    <w:r>
+      <w:fldChar w:fldCharType="begin"/>
+    </w:r>
+    <w:r>
+      <w:instrText xml:space="preserve"> NUMPAGES   \* MERGEFORMAT </w:instrText>
+    </w:r>
+    <w:r>
+      <w:fldChar w:fldCharType="separate"/>
+    </w:r>
+    <w:r>
+      <w:rPr>
+        <w:b/>
+        <w:color w:val="808080"/>
+        <w:sz w:val="16"/>
+      </w:rPr>
+      <w:t>4</w:t>
+    </w:r>
+    <w:r>
+      <w:rPr>
+        <w:b/>
+        <w:color w:val="808080"/>
+        <w:sz w:val="16"/>
+      </w:rPr>
+      <w:fldChar w:fldCharType="end"/>
+    </w:r>
     <w:r>
       <w:rPr>
         <w:color w:val="808080"/>
@@ -6909,16 +7121,31 @@
       </w:rPr>
       <w:t xml:space="preserve"> of </w:t>
     </w:r>
-    <w:fldSimple w:instr=" NUMPAGES   \* MERGEFORMAT ">
-      <w:r>
-        <w:rPr>
-          <w:b/>
-          <w:color w:val="808080"/>
-          <w:sz w:val="16"/>
-        </w:rPr>
-        <w:t>4</w:t>
-      </w:r>
-    </w:fldSimple>
+    <w:r>
+      <w:fldChar w:fldCharType="begin"/>
+    </w:r>
+    <w:r>
+      <w:instrText xml:space="preserve"> NUMPAGES   \* MERGEFORMAT </w:instrText>
+    </w:r>
+    <w:r>
+      <w:fldChar w:fldCharType="separate"/>
+    </w:r>
+    <w:r>
+      <w:rPr>
+        <w:b/>
+        <w:color w:val="808080"/>
+        <w:sz w:val="16"/>
+      </w:rPr>
+      <w:t>4</w:t>
+    </w:r>
+    <w:r>
+      <w:rPr>
+        <w:b/>
+        <w:color w:val="808080"/>
+        <w:sz w:val="16"/>
+      </w:rPr>
+      <w:fldChar w:fldCharType="end"/>
+    </w:r>
     <w:r>
       <w:rPr>
         <w:color w:val="808080"/>
@@ -6952,7 +7179,15 @@
         <w:color w:val="808080"/>
         <w:sz w:val="16"/>
       </w:rPr>
-      <w:t xml:space="preserve">- Assessment Task 2  </w:t>
+      <w:t xml:space="preserve">- Assessment Task </w:t>
+    </w:r>
+    <w:proofErr w:type="gramStart"/>
+    <w:r>
+      <w:rPr>
+        <w:color w:val="808080"/>
+        <w:sz w:val="16"/>
+      </w:rPr>
+      <w:t xml:space="preserve">2  </w:t>
     </w:r>
     <w:r>
       <w:rPr>
@@ -6960,6 +7195,13 @@
         <w:sz w:val="16"/>
       </w:rPr>
       <w:tab/>
+    </w:r>
+    <w:proofErr w:type="gramEnd"/>
+    <w:r>
+      <w:rPr>
+        <w:color w:val="808080"/>
+        <w:sz w:val="16"/>
+      </w:rPr>
       <w:t xml:space="preserve"> </w:t>
     </w:r>
     <w:r>
@@ -7152,16 +7394,31 @@
       </w:rPr>
       <w:t xml:space="preserve"> of </w:t>
     </w:r>
-    <w:fldSimple w:instr=" NUMPAGES   \* MERGEFORMAT ">
-      <w:r>
-        <w:rPr>
-          <w:b/>
-          <w:color w:val="808080"/>
-          <w:sz w:val="16"/>
-        </w:rPr>
-        <w:t>4</w:t>
-      </w:r>
-    </w:fldSimple>
+    <w:r>
+      <w:fldChar w:fldCharType="begin"/>
+    </w:r>
+    <w:r>
+      <w:instrText xml:space="preserve"> NUMPAGES   \* MERGEFORMAT </w:instrText>
+    </w:r>
+    <w:r>
+      <w:fldChar w:fldCharType="separate"/>
+    </w:r>
+    <w:r>
+      <w:rPr>
+        <w:b/>
+        <w:color w:val="808080"/>
+        <w:sz w:val="16"/>
+      </w:rPr>
+      <w:t>4</w:t>
+    </w:r>
+    <w:r>
+      <w:rPr>
+        <w:b/>
+        <w:color w:val="808080"/>
+        <w:sz w:val="16"/>
+      </w:rPr>
+      <w:fldChar w:fldCharType="end"/>
+    </w:r>
     <w:r>
       <w:rPr>
         <w:color w:val="808080"/>
@@ -7790,6 +8047,7 @@
                               <w:spacing w:after="160" w:line="259" w:lineRule="auto"/>
                               <w:ind w:left="0" w:firstLine="0"/>
                             </w:pPr>
+                            <w:proofErr w:type="spellStart"/>
                             <w:r>
                               <w:rPr>
                                 <w:color w:val="808080"/>
@@ -7797,6 +8055,7 @@
                               </w:rPr>
                               <w:t>info@wic</w:t>
                             </w:r>
+                            <w:proofErr w:type="spellEnd"/>
                           </w:p>
                         </w:txbxContent>
                       </wps:txbx>
@@ -7826,6 +8085,7 @@
                               <w:spacing w:after="160" w:line="259" w:lineRule="auto"/>
                               <w:ind w:left="0" w:firstLine="0"/>
                             </w:pPr>
+                            <w:proofErr w:type="gramStart"/>
                             <w:r>
                               <w:rPr>
                                 <w:color w:val="808080"/>
@@ -7833,6 +8093,7 @@
                               </w:rPr>
                               <w:t>.nsw.edu.au</w:t>
                             </w:r>
+                            <w:proofErr w:type="gramEnd"/>
                           </w:p>
                         </w:txbxContent>
                       </wps:txbx>
@@ -7975,8 +8236,17 @@
                                 <w:color w:val="808080"/>
                                 <w:sz w:val="16"/>
                               </w:rPr>
-                              <w:t>St., Sydney NSW 2000 Austra</w:t>
+                              <w:t xml:space="preserve">St., Sydney NSW 2000 </w:t>
                             </w:r>
+                            <w:proofErr w:type="spellStart"/>
+                            <w:r>
+                              <w:rPr>
+                                <w:color w:val="808080"/>
+                                <w:sz w:val="16"/>
+                              </w:rPr>
+                              <w:t>Austra</w:t>
+                            </w:r>
+                            <w:proofErr w:type="spellEnd"/>
                           </w:p>
                         </w:txbxContent>
                       </wps:txbx>
@@ -8006,12 +8276,21 @@
                               <w:spacing w:after="160" w:line="259" w:lineRule="auto"/>
                               <w:ind w:left="0" w:firstLine="0"/>
                             </w:pPr>
+                            <w:proofErr w:type="spellStart"/>
                             <w:r>
                               <w:rPr>
                                 <w:color w:val="808080"/>
                                 <w:sz w:val="16"/>
                               </w:rPr>
-                              <w:t>lia   |   www.wic.nsw.edu.au</w:t>
+                              <w:t>lia</w:t>
+                            </w:r>
+                            <w:proofErr w:type="spellEnd"/>
+                            <w:r>
+                              <w:rPr>
+                                <w:color w:val="808080"/>
+                                <w:sz w:val="16"/>
+                              </w:rPr>
+                              <w:t xml:space="preserve">   |   www.wic.nsw.edu.au</w:t>
                             </w:r>
                           </w:p>
                         </w:txbxContent>
@@ -8683,6 +8962,7 @@
                         <w:spacing w:after="160" w:line="259" w:lineRule="auto"/>
                         <w:ind w:left="0" w:firstLine="0"/>
                       </w:pPr>
+                      <w:proofErr w:type="gramStart"/>
                       <w:r>
                         <w:rPr>
                           <w:color w:val="808080"/>
@@ -8690,6 +8970,7 @@
                         </w:rPr>
                         <w:t>.nsw.edu.au</w:t>
                       </w:r>
+                      <w:proofErr w:type="gramEnd"/>
                     </w:p>
                   </w:txbxContent>
                 </v:textbox>
@@ -9599,6 +9880,7 @@
                               <w:spacing w:after="160" w:line="259" w:lineRule="auto"/>
                               <w:ind w:left="0" w:firstLine="0"/>
                             </w:pPr>
+                            <w:proofErr w:type="spellStart"/>
                             <w:r>
                               <w:rPr>
                                 <w:color w:val="808080"/>
@@ -9606,6 +9888,7 @@
                               </w:rPr>
                               <w:t>info@wic</w:t>
                             </w:r>
+                            <w:proofErr w:type="spellEnd"/>
                           </w:p>
                         </w:txbxContent>
                       </wps:txbx>
@@ -9635,6 +9918,7 @@
                               <w:spacing w:after="160" w:line="259" w:lineRule="auto"/>
                               <w:ind w:left="0" w:firstLine="0"/>
                             </w:pPr>
+                            <w:proofErr w:type="gramStart"/>
                             <w:r>
                               <w:rPr>
                                 <w:color w:val="808080"/>
@@ -9642,6 +9926,7 @@
                               </w:rPr>
                               <w:t>.nsw.edu.au</w:t>
                             </w:r>
+                            <w:proofErr w:type="gramEnd"/>
                           </w:p>
                         </w:txbxContent>
                       </wps:txbx>
@@ -9784,8 +10069,17 @@
                                 <w:color w:val="808080"/>
                                 <w:sz w:val="16"/>
                               </w:rPr>
-                              <w:t>St., Sydney NSW 2000 Austra</w:t>
+                              <w:t xml:space="preserve">St., Sydney NSW 2000 </w:t>
                             </w:r>
+                            <w:proofErr w:type="spellStart"/>
+                            <w:r>
+                              <w:rPr>
+                                <w:color w:val="808080"/>
+                                <w:sz w:val="16"/>
+                              </w:rPr>
+                              <w:t>Austra</w:t>
+                            </w:r>
+                            <w:proofErr w:type="spellEnd"/>
                           </w:p>
                         </w:txbxContent>
                       </wps:txbx>
@@ -9815,12 +10109,21 @@
                               <w:spacing w:after="160" w:line="259" w:lineRule="auto"/>
                               <w:ind w:left="0" w:firstLine="0"/>
                             </w:pPr>
+                            <w:proofErr w:type="spellStart"/>
                             <w:r>
                               <w:rPr>
                                 <w:color w:val="808080"/>
                                 <w:sz w:val="16"/>
                               </w:rPr>
-                              <w:t>lia   |   www.wic.nsw.edu.au</w:t>
+                              <w:t>lia</w:t>
+                            </w:r>
+                            <w:proofErr w:type="spellEnd"/>
+                            <w:r>
+                              <w:rPr>
+                                <w:color w:val="808080"/>
+                                <w:sz w:val="16"/>
+                              </w:rPr>
+                              <w:t xml:space="preserve">   |   www.wic.nsw.edu.au</w:t>
                             </w:r>
                           </w:p>
                         </w:txbxContent>
@@ -10492,6 +10795,7 @@
                         <w:spacing w:after="160" w:line="259" w:lineRule="auto"/>
                         <w:ind w:left="0" w:firstLine="0"/>
                       </w:pPr>
+                      <w:proofErr w:type="gramStart"/>
                       <w:r>
                         <w:rPr>
                           <w:color w:val="808080"/>
@@ -10499,6 +10803,7 @@
                         </w:rPr>
                         <w:t>.nsw.edu.au</w:t>
                       </w:r>
+                      <w:proofErr w:type="gramEnd"/>
                     </w:p>
                   </w:txbxContent>
                 </v:textbox>
@@ -11408,6 +11713,7 @@
                               <w:spacing w:after="160" w:line="259" w:lineRule="auto"/>
                               <w:ind w:left="0" w:firstLine="0"/>
                             </w:pPr>
+                            <w:proofErr w:type="spellStart"/>
                             <w:r>
                               <w:rPr>
                                 <w:color w:val="808080"/>
@@ -11415,6 +11721,7 @@
                               </w:rPr>
                               <w:t>info@wic</w:t>
                             </w:r>
+                            <w:proofErr w:type="spellEnd"/>
                           </w:p>
                         </w:txbxContent>
                       </wps:txbx>
@@ -11444,6 +11751,7 @@
                               <w:spacing w:after="160" w:line="259" w:lineRule="auto"/>
                               <w:ind w:left="0" w:firstLine="0"/>
                             </w:pPr>
+                            <w:proofErr w:type="gramStart"/>
                             <w:r>
                               <w:rPr>
                                 <w:color w:val="808080"/>
@@ -11451,6 +11759,7 @@
                               </w:rPr>
                               <w:t>.nsw.edu.au</w:t>
                             </w:r>
+                            <w:proofErr w:type="gramEnd"/>
                           </w:p>
                         </w:txbxContent>
                       </wps:txbx>
@@ -11593,8 +11902,17 @@
                                 <w:color w:val="808080"/>
                                 <w:sz w:val="16"/>
                               </w:rPr>
-                              <w:t>St., Sydney NSW 2000 Austra</w:t>
+                              <w:t xml:space="preserve">St., Sydney NSW 2000 </w:t>
                             </w:r>
+                            <w:proofErr w:type="spellStart"/>
+                            <w:r>
+                              <w:rPr>
+                                <w:color w:val="808080"/>
+                                <w:sz w:val="16"/>
+                              </w:rPr>
+                              <w:t>Austra</w:t>
+                            </w:r>
+                            <w:proofErr w:type="spellEnd"/>
                           </w:p>
                         </w:txbxContent>
                       </wps:txbx>
@@ -11624,12 +11942,21 @@
                               <w:spacing w:after="160" w:line="259" w:lineRule="auto"/>
                               <w:ind w:left="0" w:firstLine="0"/>
                             </w:pPr>
+                            <w:proofErr w:type="spellStart"/>
                             <w:r>
                               <w:rPr>
                                 <w:color w:val="808080"/>
                                 <w:sz w:val="16"/>
                               </w:rPr>
-                              <w:t>lia   |   www.wic.nsw.edu.au</w:t>
+                              <w:t>lia</w:t>
+                            </w:r>
+                            <w:proofErr w:type="spellEnd"/>
+                            <w:r>
+                              <w:rPr>
+                                <w:color w:val="808080"/>
+                                <w:sz w:val="16"/>
+                              </w:rPr>
+                              <w:t xml:space="preserve">   |   www.wic.nsw.edu.au</w:t>
                             </w:r>
                           </w:p>
                         </w:txbxContent>
@@ -12301,6 +12628,7 @@
                         <w:spacing w:after="160" w:line="259" w:lineRule="auto"/>
                         <w:ind w:left="0" w:firstLine="0"/>
                       </w:pPr>
+                      <w:proofErr w:type="gramStart"/>
                       <w:r>
                         <w:rPr>
                           <w:color w:val="808080"/>
@@ -12308,6 +12636,7 @@
                         </w:rPr>
                         <w:t>.nsw.edu.au</w:t>
                       </w:r>
+                      <w:proofErr w:type="gramEnd"/>
                     </w:p>
                   </w:txbxContent>
                 </v:textbox>
